--- a/cv/Jesus_Adrian_Lopez_CV.docx
+++ b/cv/Jesus_Adrian_Lopez_CV.docx
@@ -88,7 +88,7 @@
             <w:u w:val="single"/>
             <w:rtl w:val="0"/>
           </w:rPr>
-          <w:t xml:space="preserve">github.com/adriangaona</w:t>
+          <w:t xml:space="preserve">github.com/jadrianlg16</w:t>
         </w:r>
       </w:hyperlink>
       <w:r>

--- a/cv/Jesus_Adrian_Lopez_CV.docx
+++ b/cv/Jesus_Adrian_Lopez_CV.docx
@@ -861,7 +861,7 @@
           <w:vertAlign w:val="baseline"/>
           <w:rtl w:val="0"/>
         </w:rPr>
-        <w:t xml:space="preserve">Solo-architected and built a secure, production-deployed DMS serving multiple Mexican notarías (Notaría 16, 27, 28) handling confidential legal documents.</w:t>
+        <w:t xml:space="preserve">Solo-architected and built a secure, production-deployed DMS serving a Mexican notaría (Notaría 16) handling confidential legal documents.</w:t>
       </w:r>
       <w:r>
         <w:rPr>
